--- a/TablesFigures/mod_exp_1996_2025_output.docx
+++ b/TablesFigures/mod_exp_1996_2025_output.docx
@@ -19,9 +19,9 @@
       <w:tblGrid>
         <w:gridCol w:w="6793"/>
         <w:gridCol w:w="1266"/>
-        <w:gridCol w:w="961"/>
+        <w:gridCol w:w="839"/>
         <w:gridCol w:w="1084"/>
-        <w:gridCol w:w="1475"/>
+        <w:gridCol w:w="1431"/>
       </w:tblGrid>
       <w:tr>
         <w:trPr>
@@ -395,7 +395,7 @@
                 <w:szCs w:val="22"/>
                 <w:color w:val="000000"/>
               </w:rPr>
-              <w:t xml:space="preserve">4.62</w:t>
+              <w:t xml:space="preserve">4.916</w:t>
             </w:r>
           </w:p>
         </w:tc>
@@ -447,7 +447,7 @@
                 <w:szCs w:val="22"/>
                 <w:color w:val="000000"/>
               </w:rPr>
-              <w:t xml:space="preserve">0.23</w:t>
+              <w:t xml:space="preserve">0.25</w:t>
             </w:r>
           </w:p>
         </w:tc>
@@ -499,7 +499,7 @@
                 <w:szCs w:val="22"/>
                 <w:color w:val="000000"/>
               </w:rPr>
-              <w:t xml:space="preserve">19.664</w:t>
+              <w:t xml:space="preserve">19.586</w:t>
             </w:r>
           </w:p>
         </w:tc>
@@ -551,7 +551,32 @@
                 <w:szCs w:val="22"/>
                 <w:color w:val="000000"/>
               </w:rPr>
-              <w:t xml:space="preserve">4.4e-86 ***</w:t>
+              <w:t xml:space="preserve">2.0</w:t>
+            </w:r>
+            <w:r>
+              <w:rPr>
+                <w:rFonts w:ascii="Helvetica" w:hAnsi="Helvetica" w:eastAsia="Helvetica" w:cs="Helvetica"/>
+                <w:i w:val="false"/>
+                <w:b w:val="false"/>
+                <w:u w:val="none"/>
+                <w:sz w:val="22"/>
+                <w:szCs w:val="22"/>
+                <w:color w:val="000000"/>
+              </w:rPr>
+              <w:t xml:space="preserve"> × 10</w:t>
+            </w:r>
+            <w:r>
+              <w:rPr>
+                <w:rFonts w:ascii="Helvetica" w:hAnsi="Helvetica" w:eastAsia="Helvetica" w:cs="Helvetica"/>
+                <w:i w:val="false"/>
+                <w:b w:val="false"/>
+                <w:u w:val="none"/>
+                <w:vertAlign w:val="superscript"/>
+                <w:sz w:val="22"/>
+                <w:szCs w:val="22"/>
+                <w:color w:val="000000"/>
+              </w:rPr>
+              <w:t xml:space="preserve">-85</w:t>
             </w:r>
           </w:p>
         </w:tc>
@@ -661,7 +686,7 @@
                 <w:szCs w:val="22"/>
                 <w:color w:val="000000"/>
               </w:rPr>
-              <w:t xml:space="preserve">2.439</w:t>
+              <w:t xml:space="preserve">2.419</w:t>
             </w:r>
           </w:p>
         </w:tc>
@@ -713,7 +738,7 @@
                 <w:szCs w:val="22"/>
                 <w:color w:val="000000"/>
               </w:rPr>
-              <w:t xml:space="preserve">0.37</w:t>
+              <w:t xml:space="preserve">0.4</w:t>
             </w:r>
           </w:p>
         </w:tc>
@@ -765,7 +790,7 @@
                 <w:szCs w:val="22"/>
                 <w:color w:val="000000"/>
               </w:rPr>
-              <w:t xml:space="preserve">6.675</w:t>
+              <w:t xml:space="preserve">6.12</w:t>
             </w:r>
           </w:p>
         </w:tc>
@@ -817,7 +842,32 @@
                 <w:szCs w:val="22"/>
                 <w:color w:val="000000"/>
               </w:rPr>
-              <w:t xml:space="preserve">2.5e-11 ***</w:t>
+              <w:t xml:space="preserve">9.0</w:t>
+            </w:r>
+            <w:r>
+              <w:rPr>
+                <w:rFonts w:ascii="Helvetica" w:hAnsi="Helvetica" w:eastAsia="Helvetica" w:cs="Helvetica"/>
+                <w:i w:val="false"/>
+                <w:b w:val="false"/>
+                <w:u w:val="none"/>
+                <w:sz w:val="22"/>
+                <w:szCs w:val="22"/>
+                <w:color w:val="000000"/>
+              </w:rPr>
+              <w:t xml:space="preserve"> × 10</w:t>
+            </w:r>
+            <w:r>
+              <w:rPr>
+                <w:rFonts w:ascii="Helvetica" w:hAnsi="Helvetica" w:eastAsia="Helvetica" w:cs="Helvetica"/>
+                <w:i w:val="false"/>
+                <w:b w:val="false"/>
+                <w:u w:val="none"/>
+                <w:vertAlign w:val="superscript"/>
+                <w:sz w:val="22"/>
+                <w:szCs w:val="22"/>
+                <w:color w:val="000000"/>
+              </w:rPr>
+              <w:t xml:space="preserve">-10</w:t>
             </w:r>
           </w:p>
         </w:tc>
@@ -927,7 +977,7 @@
                 <w:szCs w:val="22"/>
                 <w:color w:val="000000"/>
               </w:rPr>
-              <w:t xml:space="preserve">-1.3</w:t>
+              <w:t xml:space="preserve">-1.35</w:t>
             </w:r>
           </w:p>
         </w:tc>
@@ -979,7 +1029,7 @@
                 <w:szCs w:val="22"/>
                 <w:color w:val="000000"/>
               </w:rPr>
-              <w:t xml:space="preserve">0.56</w:t>
+              <w:t xml:space="preserve">0.62</w:t>
             </w:r>
           </w:p>
         </w:tc>
@@ -1031,7 +1081,7 @@
                 <w:szCs w:val="22"/>
                 <w:color w:val="000000"/>
               </w:rPr>
-              <w:t xml:space="preserve">-2.309</w:t>
+              <w:t xml:space="preserve">-2.187</w:t>
             </w:r>
           </w:p>
         </w:tc>
@@ -1083,7 +1133,7 @@
                 <w:szCs w:val="22"/>
                 <w:color w:val="000000"/>
               </w:rPr>
-              <w:t xml:space="preserve">0.021 *</w:t>
+              <w:t xml:space="preserve">0.0288</w:t>
             </w:r>
           </w:p>
         </w:tc>
@@ -1193,7 +1243,7 @@
                 <w:szCs w:val="22"/>
                 <w:color w:val="000000"/>
               </w:rPr>
-              <w:t xml:space="preserve">2.563</w:t>
+              <w:t xml:space="preserve">3.053</w:t>
             </w:r>
           </w:p>
         </w:tc>
@@ -1245,7 +1295,7 @@
                 <w:szCs w:val="22"/>
                 <w:color w:val="000000"/>
               </w:rPr>
-              <w:t xml:space="preserve">1.601</w:t>
+              <w:t xml:space="preserve"/>
             </w:r>
           </w:p>
         </w:tc>
@@ -1459,7 +1509,7 @@
                 <w:szCs w:val="22"/>
                 <w:color w:val="000000"/>
               </w:rPr>
-              <w:t xml:space="preserve">0.669</w:t>
+              <w:t xml:space="preserve">0.706</w:t>
             </w:r>
           </w:p>
         </w:tc>
@@ -1511,7 +1561,7 @@
                 <w:szCs w:val="22"/>
                 <w:color w:val="000000"/>
               </w:rPr>
-              <w:t xml:space="preserve">0.818</w:t>
+              <w:t xml:space="preserve"/>
             </w:r>
           </w:p>
         </w:tc>
